--- a/docs/colaboradores/TrabFlow_Propuesta_CONAIF.docx
+++ b/docs/colaboradores/TrabFlow_Propuesta_CONAIF.docx
@@ -428,12 +428,12 @@
               <w:bottom w:val="none" w:color="FFFFFF" w:sz="0"/>
               <w:right w:val="none" w:color="FFFFFF" w:sz="0"/>
             </w:tcBorders>
-            <w:shd w:fill="D5E8F0" w:val="clear"/>
+            <w:shd w:fill="1A5A96" w:val="clear"/>
             <w:tcMar>
               <w:top w:type="dxa" w:w="100"/>
               <w:left w:type="dxa" w:w="140"/>
               <w:bottom w:type="dxa" w:w="100"/>
-              <w:right w:type="dxa" w:w="80"/>
+              <w:right w:type="dxa" w:w="140"/>
             </w:tcMar>
             <w:vAlign w:val="center"/>
           </w:tcPr>
@@ -444,10 +444,13 @@
             <w:r>
               <w:rPr>
                 <w:rFonts w:ascii="Calibri" w:cs="Calibri" w:eastAsia="Calibri" w:hAnsi="Calibri"/>
-                <w:sz w:val="36"/>
-                <w:szCs w:val="36"/>
-              </w:rPr>
-              <w:t xml:space="preserve">🎙️</w:t>
+                <w:b/>
+                <w:bCs/>
+                <w:color w:val="FFFFFF"/>
+                <w:sz w:val="28"/>
+                <w:szCs w:val="28"/>
+              </w:rPr>
+              <w:t xml:space="preserve">V</w:t>
             </w:r>
           </w:p>
         </w:tc>
@@ -463,7 +466,7 @@
             <w:shd w:fill="D5E8F0" w:val="clear"/>
             <w:tcMar>
               <w:top w:type="dxa" w:w="100"/>
-              <w:left w:type="dxa" w:w="100"/>
+              <w:left w:type="dxa" w:w="160"/>
               <w:bottom w:type="dxa" w:w="100"/>
               <w:right w:type="dxa" w:w="100"/>
             </w:tcMar>
@@ -495,9 +498,9 @@
             <w:shd w:fill="D5E8F0" w:val="clear"/>
             <w:tcMar>
               <w:top w:type="dxa" w:w="100"/>
-              <w:left w:type="dxa" w:w="120"/>
+              <w:left w:type="dxa" w:w="160"/>
               <w:bottom w:type="dxa" w:w="100"/>
-              <w:right w:type="dxa" w:w="120"/>
+              <w:right w:type="dxa" w:w="160"/>
             </w:tcMar>
             <w:vAlign w:val="center"/>
           </w:tcPr>
@@ -525,6 +528,12 @@
               <w:right w:val="none" w:color="FFFFFF" w:sz="0"/>
             </w:tcBorders>
             <w:shd w:fill="FFFFFF" w:val="clear"/>
+            <w:tcMar>
+              <w:top w:type="dxa" w:w="40"/>
+              <w:left w:type="dxa" w:w="0"/>
+              <w:bottom w:type="dxa" w:w="40"/>
+              <w:right w:type="dxa" w:w="0"/>
+            </w:tcMar>
           </w:tcPr>
           <w:p>
             <w:r>
@@ -543,12 +552,12 @@
               <w:bottom w:val="none" w:color="FFFFFF" w:sz="0"/>
               <w:right w:val="none" w:color="FFFFFF" w:sz="0"/>
             </w:tcBorders>
-            <w:shd w:fill="D5E8F0" w:val="clear"/>
+            <w:shd w:fill="C8922A" w:val="clear"/>
             <w:tcMar>
               <w:top w:type="dxa" w:w="100"/>
               <w:left w:type="dxa" w:w="140"/>
               <w:bottom w:type="dxa" w:w="100"/>
-              <w:right w:type="dxa" w:w="80"/>
+              <w:right w:type="dxa" w:w="140"/>
             </w:tcMar>
             <w:vAlign w:val="center"/>
           </w:tcPr>
@@ -559,10 +568,13 @@
             <w:r>
               <w:rPr>
                 <w:rFonts w:ascii="Calibri" w:cs="Calibri" w:eastAsia="Calibri" w:hAnsi="Calibri"/>
-                <w:sz w:val="36"/>
-                <w:szCs w:val="36"/>
-              </w:rPr>
-              <w:t xml:space="preserve">📱</w:t>
+                <w:b/>
+                <w:bCs/>
+                <w:color w:val="FFFFFF"/>
+                <w:sz w:val="28"/>
+                <w:szCs w:val="28"/>
+              </w:rPr>
+              <w:t xml:space="preserve">W</w:t>
             </w:r>
           </w:p>
         </w:tc>
@@ -578,7 +590,7 @@
             <w:shd w:fill="D5E8F0" w:val="clear"/>
             <w:tcMar>
               <w:top w:type="dxa" w:w="100"/>
-              <w:left w:type="dxa" w:w="100"/>
+              <w:left w:type="dxa" w:w="160"/>
               <w:bottom w:type="dxa" w:w="100"/>
               <w:right w:type="dxa" w:w="100"/>
             </w:tcMar>
@@ -610,9 +622,9 @@
             <w:shd w:fill="D5E8F0" w:val="clear"/>
             <w:tcMar>
               <w:top w:type="dxa" w:w="100"/>
-              <w:left w:type="dxa" w:w="120"/>
+              <w:left w:type="dxa" w:w="160"/>
               <w:bottom w:type="dxa" w:w="100"/>
-              <w:right w:type="dxa" w:w="120"/>
+              <w:right w:type="dxa" w:w="160"/>
             </w:tcMar>
             <w:vAlign w:val="center"/>
           </w:tcPr>
@@ -640,6 +652,12 @@
               <w:right w:val="none" w:color="FFFFFF" w:sz="0"/>
             </w:tcBorders>
             <w:shd w:fill="FFFFFF" w:val="clear"/>
+            <w:tcMar>
+              <w:top w:type="dxa" w:w="40"/>
+              <w:left w:type="dxa" w:w="0"/>
+              <w:bottom w:type="dxa" w:w="40"/>
+              <w:right w:type="dxa" w:w="0"/>
+            </w:tcMar>
           </w:tcPr>
           <w:p>
             <w:r>
@@ -658,12 +676,12 @@
               <w:bottom w:val="none" w:color="FFFFFF" w:sz="0"/>
               <w:right w:val="none" w:color="FFFFFF" w:sz="0"/>
             </w:tcBorders>
-            <w:shd w:fill="D5E8F0" w:val="clear"/>
+            <w:shd w:fill="4A6741" w:val="clear"/>
             <w:tcMar>
               <w:top w:type="dxa" w:w="100"/>
               <w:left w:type="dxa" w:w="140"/>
               <w:bottom w:type="dxa" w:w="100"/>
-              <w:right w:type="dxa" w:w="80"/>
+              <w:right w:type="dxa" w:w="140"/>
             </w:tcMar>
             <w:vAlign w:val="center"/>
           </w:tcPr>
@@ -674,10 +692,13 @@
             <w:r>
               <w:rPr>
                 <w:rFonts w:ascii="Calibri" w:cs="Calibri" w:eastAsia="Calibri" w:hAnsi="Calibri"/>
-                <w:sz w:val="36"/>
-                <w:szCs w:val="36"/>
-              </w:rPr>
-              <w:t xml:space="preserve">📄</w:t>
+                <w:b/>
+                <w:bCs/>
+                <w:color w:val="FFFFFF"/>
+                <w:sz w:val="28"/>
+                <w:szCs w:val="28"/>
+              </w:rPr>
+              <w:t xml:space="preserve">F</w:t>
             </w:r>
           </w:p>
         </w:tc>
@@ -693,7 +714,7 @@
             <w:shd w:fill="D5E8F0" w:val="clear"/>
             <w:tcMar>
               <w:top w:type="dxa" w:w="100"/>
-              <w:left w:type="dxa" w:w="100"/>
+              <w:left w:type="dxa" w:w="160"/>
               <w:bottom w:type="dxa" w:w="100"/>
               <w:right w:type="dxa" w:w="100"/>
             </w:tcMar>
@@ -725,9 +746,9 @@
             <w:shd w:fill="D5E8F0" w:val="clear"/>
             <w:tcMar>
               <w:top w:type="dxa" w:w="100"/>
-              <w:left w:type="dxa" w:w="120"/>
+              <w:left w:type="dxa" w:w="160"/>
               <w:bottom w:type="dxa" w:w="100"/>
-              <w:right w:type="dxa" w:w="120"/>
+              <w:right w:type="dxa" w:w="160"/>
             </w:tcMar>
             <w:vAlign w:val="center"/>
           </w:tcPr>
@@ -755,6 +776,12 @@
               <w:right w:val="none" w:color="FFFFFF" w:sz="0"/>
             </w:tcBorders>
             <w:shd w:fill="FFFFFF" w:val="clear"/>
+            <w:tcMar>
+              <w:top w:type="dxa" w:w="40"/>
+              <w:left w:type="dxa" w:w="0"/>
+              <w:bottom w:type="dxa" w:w="40"/>
+              <w:right w:type="dxa" w:w="0"/>
+            </w:tcMar>
           </w:tcPr>
           <w:p>
             <w:r>
@@ -773,12 +800,12 @@
               <w:bottom w:val="none" w:color="FFFFFF" w:sz="0"/>
               <w:right w:val="none" w:color="FFFFFF" w:sz="0"/>
             </w:tcBorders>
-            <w:shd w:fill="D5E8F0" w:val="clear"/>
+            <w:shd w:fill="B84E35" w:val="clear"/>
             <w:tcMar>
               <w:top w:type="dxa" w:w="100"/>
               <w:left w:type="dxa" w:w="140"/>
               <w:bottom w:type="dxa" w:w="100"/>
-              <w:right w:type="dxa" w:w="80"/>
+              <w:right w:type="dxa" w:w="140"/>
             </w:tcMar>
             <w:vAlign w:val="center"/>
           </w:tcPr>
@@ -789,10 +816,13 @@
             <w:r>
               <w:rPr>
                 <w:rFonts w:ascii="Calibri" w:cs="Calibri" w:eastAsia="Calibri" w:hAnsi="Calibri"/>
-                <w:sz w:val="36"/>
-                <w:szCs w:val="36"/>
-              </w:rPr>
-              <w:t xml:space="preserve">🗺️</w:t>
+                <w:b/>
+                <w:bCs/>
+                <w:color w:val="FFFFFF"/>
+                <w:sz w:val="28"/>
+                <w:szCs w:val="28"/>
+              </w:rPr>
+              <w:t xml:space="preserve">R</w:t>
             </w:r>
           </w:p>
         </w:tc>
@@ -808,7 +838,7 @@
             <w:shd w:fill="D5E8F0" w:val="clear"/>
             <w:tcMar>
               <w:top w:type="dxa" w:w="100"/>
-              <w:left w:type="dxa" w:w="100"/>
+              <w:left w:type="dxa" w:w="160"/>
               <w:bottom w:type="dxa" w:w="100"/>
               <w:right w:type="dxa" w:w="100"/>
             </w:tcMar>
@@ -840,9 +870,9 @@
             <w:shd w:fill="D5E8F0" w:val="clear"/>
             <w:tcMar>
               <w:top w:type="dxa" w:w="100"/>
-              <w:left w:type="dxa" w:w="120"/>
+              <w:left w:type="dxa" w:w="160"/>
               <w:bottom w:type="dxa" w:w="100"/>
-              <w:right w:type="dxa" w:w="120"/>
+              <w:right w:type="dxa" w:w="160"/>
             </w:tcMar>
             <w:vAlign w:val="center"/>
           </w:tcPr>
@@ -870,6 +900,12 @@
               <w:right w:val="none" w:color="FFFFFF" w:sz="0"/>
             </w:tcBorders>
             <w:shd w:fill="FFFFFF" w:val="clear"/>
+            <w:tcMar>
+              <w:top w:type="dxa" w:w="40"/>
+              <w:left w:type="dxa" w:w="0"/>
+              <w:bottom w:type="dxa" w:w="40"/>
+              <w:right w:type="dxa" w:w="0"/>
+            </w:tcMar>
           </w:tcPr>
           <w:p>
             <w:r>
@@ -888,12 +924,12 @@
               <w:bottom w:val="none" w:color="FFFFFF" w:sz="0"/>
               <w:right w:val="none" w:color="FFFFFF" w:sz="0"/>
             </w:tcBorders>
-            <w:shd w:fill="D5E8F0" w:val="clear"/>
+            <w:shd w:fill="1C2535" w:val="clear"/>
             <w:tcMar>
               <w:top w:type="dxa" w:w="100"/>
               <w:left w:type="dxa" w:w="140"/>
               <w:bottom w:type="dxa" w:w="100"/>
-              <w:right w:type="dxa" w:w="80"/>
+              <w:right w:type="dxa" w:w="140"/>
             </w:tcMar>
             <w:vAlign w:val="center"/>
           </w:tcPr>
@@ -904,10 +940,13 @@
             <w:r>
               <w:rPr>
                 <w:rFonts w:ascii="Calibri" w:cs="Calibri" w:eastAsia="Calibri" w:hAnsi="Calibri"/>
-                <w:sz w:val="36"/>
-                <w:szCs w:val="36"/>
-              </w:rPr>
-              <w:t xml:space="preserve">⚡</w:t>
+                <w:b/>
+                <w:bCs/>
+                <w:color w:val="FFFFFF"/>
+                <w:sz w:val="28"/>
+                <w:szCs w:val="28"/>
+              </w:rPr>
+              <w:t xml:space="preserve">N</w:t>
             </w:r>
           </w:p>
         </w:tc>
@@ -923,7 +962,7 @@
             <w:shd w:fill="D5E8F0" w:val="clear"/>
             <w:tcMar>
               <w:top w:type="dxa" w:w="100"/>
-              <w:left w:type="dxa" w:w="100"/>
+              <w:left w:type="dxa" w:w="160"/>
               <w:bottom w:type="dxa" w:w="100"/>
               <w:right w:type="dxa" w:w="100"/>
             </w:tcMar>
@@ -955,9 +994,9 @@
             <w:shd w:fill="D5E8F0" w:val="clear"/>
             <w:tcMar>
               <w:top w:type="dxa" w:w="100"/>
-              <w:left w:type="dxa" w:w="120"/>
+              <w:left w:type="dxa" w:w="160"/>
               <w:bottom w:type="dxa" w:w="100"/>
-              <w:right w:type="dxa" w:w="120"/>
+              <w:right w:type="dxa" w:w="160"/>
             </w:tcMar>
             <w:vAlign w:val="center"/>
           </w:tcPr>
